--- a/client/public/CV_Isai_Arellano_Koo_2026.docx
+++ b/client/public/CV_Isai_Arellano_Koo_2026.docx
@@ -34,6 +34,7 @@
       <w:pPr>
         <w:pStyle w:val="Ttulo1"/>
         <w:rPr>
+          <w:u w:val="single"/>
           <w:lang w:val="es-PE"/>
         </w:rPr>
       </w:pPr>
@@ -716,7 +717,19 @@
         <w:rPr>
           <w:lang w:val="es-PE"/>
         </w:rPr>
-        <w:t>Desarrollo de Sistemas de Información – Instituto San Ignacio de Loyola (ISIL) – Último semestre</w:t>
+        <w:t xml:space="preserve">Desarrollo de Sistemas de Información – Instituto San Ignacio de Loyola (ISIL) – </w:t>
+      </w:r>
+      <w:r>
+        <w:rPr>
+          <w:lang w:val="es-PE"/>
+        </w:rPr>
+        <w:t>penúltimo</w:t>
+      </w:r>
+      <w:r>
+        <w:rPr>
+          <w:lang w:val="es-PE"/>
+        </w:rPr>
+        <w:t xml:space="preserve"> semestre</w:t>
       </w:r>
       <w:r>
         <w:rPr>
